--- a/P1_Registro_de_Activacion_y_Recuperacion.docx
+++ b/P1_Registro_de_Activacion_y_Recuperacion.docx
@@ -12,7 +12,7 @@
           <w:color w:val="2C3E50"/>
           <w:sz w:val="44"/>
         </w:rPr>
-        <w:t>Registro de Activacion y Recuperacion</w:t>
+        <w:t>Registro de Activación y Recuperación</w:t>
       </w:r>
     </w:p>
     <w:p>
@@ -86,7 +86,7 @@
           <w:color w:val="323232"/>
           <w:sz w:val="22"/>
         </w:rPr>
-        <w:t>Registro de Activacion y Recuperacion</w:t>
+        <w:t>Registro de Activación y Recuperación</w:t>
       </w:r>
     </w:p>
     <w:p>
@@ -100,7 +100,7 @@
           <w:color w:val="323232"/>
           <w:sz w:val="22"/>
         </w:rPr>
-        <w:t>Objetivo: identificar patrones cotidianos de activacion, tension y recuperacion.</w:t>
+        <w:t>Objetivo: identificar patrones cotidianos de activación, tensión y recuperación.</w:t>
       </w:r>
     </w:p>
     <w:p>
@@ -114,7 +114,7 @@
           <w:color w:val="323232"/>
           <w:sz w:val="22"/>
         </w:rPr>
-        <w:t>Duracion: 3-5 minutos por registro.</w:t>
+        <w:t>Duración: 3-5 minutos por registro.</w:t>
       </w:r>
     </w:p>
     <w:p>
@@ -128,7 +128,7 @@
           <w:color w:val="323232"/>
           <w:sz w:val="22"/>
         </w:rPr>
-        <w:t>Momentos recomendados: manana (al comenzar la jornada), tarde (despues de comer o a mitad de jornada) y noche (antes de acostarse).</w:t>
+        <w:t>Momentos recomendados: mañana (al comenzar la jornada), tarde (después de comer o a mitad de jornada) y noche (antes de acostarse).</w:t>
       </w:r>
     </w:p>
     <w:p>
@@ -142,7 +142,7 @@
           <w:color w:val="323232"/>
           <w:sz w:val="22"/>
         </w:rPr>
-        <w:t>Instrucciones: completa cada registro respondiendo brevemente a los apartados. No busques respuestas perfectas. Anota lo que observas en ese momento, sin interpretar ni juzgar. Si un apartado no aplica, dejalo en blanco.</w:t>
+        <w:t>Instrucciones: completa cada registro respondiendo brevemente a los apartados. No busques respuestas perfectas. Anota lo que observas en ese momento, sin interpretar ni juzgar. Si un apartado no aplica, déjalo en blanco.</w:t>
       </w:r>
     </w:p>
     <w:p>
@@ -155,7 +155,7 @@
           <w:color w:val="2C3E50"/>
           <w:sz w:val="28"/>
         </w:rPr>
-        <w:t>REGISTRO DE MANANA</w:t>
+        <w:t>REGISTRO DE MAÑANA</w:t>
       </w:r>
     </w:p>
     <w:p>
@@ -196,7 +196,7 @@
           <w:color w:val="323232"/>
           <w:sz w:val="22"/>
         </w:rPr>
-        <w:t>Donde estoy y que acabo de hacer o voy a hacer:</w:t>
+        <w:t>Dónde estoy y qué acabo de hacer o voy a hacer:</w:t>
       </w:r>
     </w:p>
     <w:p>
@@ -236,7 +236,7 @@
           <w:color w:val="2C3E50"/>
           <w:sz w:val="24"/>
         </w:rPr>
-        <w:t>2. Energia percibida</w:t>
+        <w:t>2. Energía percibida</w:t>
       </w:r>
     </w:p>
     <w:p>
@@ -263,7 +263,7 @@
           <w:color w:val="323232"/>
           <w:sz w:val="22"/>
         </w:rPr>
-        <w:t>Descripcion breve:</w:t>
+        <w:t>Descripción breve:</w:t>
       </w:r>
     </w:p>
     <w:p>
@@ -290,7 +290,7 @@
           <w:color w:val="2C3E50"/>
           <w:sz w:val="24"/>
         </w:rPr>
-        <w:t>3. Tension percibida</w:t>
+        <w:t>3. Tensión percibida</w:t>
       </w:r>
     </w:p>
     <w:p>
@@ -317,7 +317,7 @@
           <w:color w:val="323232"/>
           <w:sz w:val="22"/>
         </w:rPr>
-        <w:t>Donde la siento en el cuerpo:</w:t>
+        <w:t>Dónde la siento en el cuerpo:</w:t>
       </w:r>
     </w:p>
     <w:p>
@@ -358,7 +358,7 @@
           <w:color w:val="323232"/>
           <w:sz w:val="22"/>
         </w:rPr>
-        <w:t>Me resulta facil o dificil soltar lo que estaba haciendo antes:</w:t>
+        <w:t>Me resulta fácil o difícil soltar lo que estaba haciendo antes:</w:t>
       </w:r>
     </w:p>
     <w:p>
@@ -399,7 +399,7 @@
           <w:color w:val="323232"/>
           <w:sz w:val="22"/>
         </w:rPr>
-        <w:t>Como dormi anoche (horas aproximadas y calidad):</w:t>
+        <w:t>Cómo dormí anoche (horas aproximadas y calidad):</w:t>
       </w:r>
     </w:p>
     <w:p>
@@ -426,7 +426,7 @@
           <w:color w:val="2C3E50"/>
           <w:sz w:val="24"/>
         </w:rPr>
-        <w:t>6. Alimentacion / comidas recientes</w:t>
+        <w:t>6. Alimentación / comidas recientes</w:t>
       </w:r>
     </w:p>
     <w:p>
@@ -440,7 +440,7 @@
           <w:color w:val="323232"/>
           <w:sz w:val="22"/>
         </w:rPr>
-        <w:t>Que comi o bebi recientemente y como me siento despues:</w:t>
+        <w:t>Qué comí o bebí recientemente y cómo me siento después:</w:t>
       </w:r>
     </w:p>
     <w:p>
@@ -508,7 +508,7 @@
           <w:color w:val="2C3E50"/>
           <w:sz w:val="24"/>
         </w:rPr>
-        <w:t>8. Sensacion digestiva</w:t>
+        <w:t>8. Sensación digestiva</w:t>
       </w:r>
     </w:p>
     <w:p>
@@ -549,7 +549,7 @@
           <w:color w:val="2C3E50"/>
           <w:sz w:val="24"/>
         </w:rPr>
-        <w:t>9. Observacion libre</w:t>
+        <w:t>9. Observación libre</w:t>
       </w:r>
     </w:p>
     <w:p>
@@ -563,7 +563,7 @@
           <w:color w:val="323232"/>
           <w:sz w:val="22"/>
         </w:rPr>
-        <w:t>Algo mas que quiera anotar (estado de animo, preocupaciones, algo que note):</w:t>
+        <w:t>Algo más que quiera anotar (estado de ánimo, preocupaciones, algo que noté):</w:t>
       </w:r>
     </w:p>
     <w:p>
@@ -643,7 +643,7 @@
           <w:color w:val="323232"/>
           <w:sz w:val="22"/>
         </w:rPr>
-        <w:t>Donde estoy y que acabo de hacer o voy a hacer:</w:t>
+        <w:t>Dónde estoy y qué acabo de hacer o voy a hacer:</w:t>
       </w:r>
     </w:p>
     <w:p>
@@ -683,7 +683,7 @@
           <w:color w:val="2C3E50"/>
           <w:sz w:val="24"/>
         </w:rPr>
-        <w:t>2. Energia percibida</w:t>
+        <w:t>2. Energía percibida</w:t>
       </w:r>
     </w:p>
     <w:p>
@@ -710,7 +710,7 @@
           <w:color w:val="323232"/>
           <w:sz w:val="22"/>
         </w:rPr>
-        <w:t>Descripcion breve:</w:t>
+        <w:t>Descripción breve:</w:t>
       </w:r>
     </w:p>
     <w:p>
@@ -737,7 +737,7 @@
           <w:color w:val="2C3E50"/>
           <w:sz w:val="24"/>
         </w:rPr>
-        <w:t>3. Tension percibida</w:t>
+        <w:t>3. Tensión percibida</w:t>
       </w:r>
     </w:p>
     <w:p>
@@ -764,7 +764,7 @@
           <w:color w:val="323232"/>
           <w:sz w:val="22"/>
         </w:rPr>
-        <w:t>Donde la siento en el cuerpo:</w:t>
+        <w:t>Dónde la siento en el cuerpo:</w:t>
       </w:r>
     </w:p>
     <w:p>
@@ -805,7 +805,7 @@
           <w:color w:val="323232"/>
           <w:sz w:val="22"/>
         </w:rPr>
-        <w:t>Me resulta facil o dificil soltar lo que estaba haciendo antes:</w:t>
+        <w:t>Me resulta fácil o difícil soltar lo que estaba haciendo antes:</w:t>
       </w:r>
     </w:p>
     <w:p>
@@ -846,7 +846,7 @@
           <w:color w:val="323232"/>
           <w:sz w:val="22"/>
         </w:rPr>
-        <w:t>He tenido alguna pausa real desde la manana:</w:t>
+        <w:t>He tenido alguna pausa real desde la mañana:</w:t>
       </w:r>
     </w:p>
     <w:p>
@@ -873,7 +873,7 @@
           <w:color w:val="2C3E50"/>
           <w:sz w:val="24"/>
         </w:rPr>
-        <w:t>6. Alimentacion / comidas recientes</w:t>
+        <w:t>6. Alimentación / comidas recientes</w:t>
       </w:r>
     </w:p>
     <w:p>
@@ -887,7 +887,7 @@
           <w:color w:val="323232"/>
           <w:sz w:val="22"/>
         </w:rPr>
-        <w:t>Que comi o bebi recientemente y como me siento despues:</w:t>
+        <w:t>Qué comí o bebí recientemente y cómo me siento después:</w:t>
       </w:r>
     </w:p>
     <w:p>
@@ -928,7 +928,7 @@
           <w:color w:val="323232"/>
           <w:sz w:val="22"/>
         </w:rPr>
-        <w:t>Cuanto me he movido desde el ultimo registro:</w:t>
+        <w:t>Cuánto me he movido desde el último registro:</w:t>
       </w:r>
     </w:p>
     <w:p>
@@ -955,7 +955,7 @@
           <w:color w:val="2C3E50"/>
           <w:sz w:val="24"/>
         </w:rPr>
-        <w:t>8. Sensacion digestiva</w:t>
+        <w:t>8. Sensación digestiva</w:t>
       </w:r>
     </w:p>
     <w:p>
@@ -996,7 +996,7 @@
           <w:color w:val="2C3E50"/>
           <w:sz w:val="24"/>
         </w:rPr>
-        <w:t>9. Observacion libre</w:t>
+        <w:t>9. Observación libre</w:t>
       </w:r>
     </w:p>
     <w:p>
@@ -1010,7 +1010,7 @@
           <w:color w:val="323232"/>
           <w:sz w:val="22"/>
         </w:rPr>
-        <w:t>Algo mas que quiera anotar:</w:t>
+        <w:t>Algo más que quiera anotar:</w:t>
       </w:r>
     </w:p>
     <w:p>
@@ -1090,7 +1090,7 @@
           <w:color w:val="323232"/>
           <w:sz w:val="22"/>
         </w:rPr>
-        <w:t>Donde estoy y que he hecho en las ultimas horas:</w:t>
+        <w:t>Dónde estoy y qué he hecho en las últimas horas:</w:t>
       </w:r>
     </w:p>
     <w:p>
@@ -1130,7 +1130,7 @@
           <w:color w:val="2C3E50"/>
           <w:sz w:val="24"/>
         </w:rPr>
-        <w:t>2. Energia percibida</w:t>
+        <w:t>2. Energía percibida</w:t>
       </w:r>
     </w:p>
     <w:p>
@@ -1157,7 +1157,7 @@
           <w:color w:val="323232"/>
           <w:sz w:val="22"/>
         </w:rPr>
-        <w:t>Descripcion breve:</w:t>
+        <w:t>Descripción breve:</w:t>
       </w:r>
     </w:p>
     <w:p>
@@ -1184,7 +1184,7 @@
           <w:color w:val="2C3E50"/>
           <w:sz w:val="24"/>
         </w:rPr>
-        <w:t>3. Tension percibida</w:t>
+        <w:t>3. Tensión percibida</w:t>
       </w:r>
     </w:p>
     <w:p>
@@ -1211,7 +1211,7 @@
           <w:color w:val="323232"/>
           <w:sz w:val="22"/>
         </w:rPr>
-        <w:t>Donde la siento en el cuerpo:</w:t>
+        <w:t>Dónde la siento en el cuerpo:</w:t>
       </w:r>
     </w:p>
     <w:p>
@@ -1252,7 +1252,7 @@
           <w:color w:val="323232"/>
           <w:sz w:val="22"/>
         </w:rPr>
-        <w:t>Puedo soltar el dia o la cabeza sigue acelerada:</w:t>
+        <w:t>Puedo soltar el día o la cabeza sigue acelerada:</w:t>
       </w:r>
     </w:p>
     <w:p>
@@ -1293,7 +1293,7 @@
           <w:color w:val="323232"/>
           <w:sz w:val="22"/>
         </w:rPr>
-        <w:t>Tuve algun momento de recuperacion real durante el dia:</w:t>
+        <w:t>Tuve algún momento de recuperación real durante el día:</w:t>
       </w:r>
     </w:p>
     <w:p>
@@ -1320,7 +1320,7 @@
           <w:color w:val="2C3E50"/>
           <w:sz w:val="24"/>
         </w:rPr>
-        <w:t>6. Alimentacion / comidas recientes</w:t>
+        <w:t>6. Alimentación / comidas recientes</w:t>
       </w:r>
     </w:p>
     <w:p>
@@ -1334,7 +1334,7 @@
           <w:color w:val="323232"/>
           <w:sz w:val="22"/>
         </w:rPr>
-        <w:t>Como fueron las comidas hoy y como me siento ahora:</w:t>
+        <w:t>Cómo fueron las comidas hoy y cómo me siento ahora:</w:t>
       </w:r>
     </w:p>
     <w:p>
@@ -1375,7 +1375,7 @@
           <w:color w:val="323232"/>
           <w:sz w:val="22"/>
         </w:rPr>
-        <w:t>Como fue el movimiento durante todo el dia:</w:t>
+        <w:t>Cómo fue el movimiento durante todo el día:</w:t>
       </w:r>
     </w:p>
     <w:p>
@@ -1402,7 +1402,7 @@
           <w:color w:val="2C3E50"/>
           <w:sz w:val="24"/>
         </w:rPr>
-        <w:t>8. Sensacion digestiva</w:t>
+        <w:t>8. Sensación digestiva</w:t>
       </w:r>
     </w:p>
     <w:p>
@@ -1416,7 +1416,7 @@
           <w:color w:val="323232"/>
           <w:sz w:val="22"/>
         </w:rPr>
-        <w:t>Como esta mi digestion al final del dia:</w:t>
+        <w:t>Cómo está mi digestión al final del día:</w:t>
       </w:r>
     </w:p>
     <w:p>
@@ -1443,7 +1443,7 @@
           <w:color w:val="2C3E50"/>
           <w:sz w:val="24"/>
         </w:rPr>
-        <w:t>9. Observacion libre</w:t>
+        <w:t>9. Observación libre</w:t>
       </w:r>
     </w:p>
     <w:p>
@@ -1457,7 +1457,7 @@
           <w:color w:val="323232"/>
           <w:sz w:val="22"/>
         </w:rPr>
-        <w:t>Algo que destaque del dia, un patron que note o algo que quiera recordar:</w:t>
+        <w:t>Algo que destaque del día, un patrón que noté o algo que quiera recordar:</w:t>
       </w:r>
     </w:p>
     <w:p>
@@ -1496,7 +1496,7 @@
           <w:color w:val="2C3E50"/>
           <w:sz w:val="28"/>
         </w:rPr>
-        <w:t>RESUMEN DEL DIA</w:t>
+        <w:t>RESUMEN DEL DÍA</w:t>
       </w:r>
     </w:p>
     <w:p>
@@ -1509,7 +1509,7 @@
           <w:color w:val="505050"/>
           <w:sz w:val="22"/>
         </w:rPr>
-        <w:t>Momento de mayor activacion: ___________________________________________</w:t>
+        <w:t>Momento de mayor activación: ___________________________________________</w:t>
       </w:r>
     </w:p>
     <w:p>
@@ -1536,7 +1536,7 @@
           <w:color w:val="323232"/>
           <w:sz w:val="22"/>
         </w:rPr>
-        <w:t>Tuve transiciones claras entre actividades: Si / No</w:t>
+        <w:t>Tuve transiciones claras entre actividades: Sí / No</w:t>
       </w:r>
     </w:p>
     <w:p>
@@ -1549,7 +1549,7 @@
           <w:color w:val="505050"/>
           <w:sz w:val="22"/>
         </w:rPr>
-        <w:t>Hice algun micro-reset hoy: Si / No    Cuantos: _____</w:t>
+        <w:t>Hice algún micro-reset hoy: Sí / No    Cuántos: _____</w:t>
       </w:r>
     </w:p>
     <w:p>
@@ -1562,7 +1562,7 @@
           <w:color w:val="505050"/>
           <w:sz w:val="22"/>
         </w:rPr>
-        <w:t>Variable que mas me afecto hoy: ________________________________________</w:t>
+        <w:t>Variable que más me afectó hoy: ________________________________________</w:t>
       </w:r>
     </w:p>
     <w:p>
@@ -1575,7 +1575,7 @@
           <w:color w:val="505050"/>
           <w:sz w:val="22"/>
         </w:rPr>
-        <w:t>Algo que quiero probar o ajustar manana: ________________________________</w:t>
+        <w:t>Algo que quiero probar o ajustar mañana: ________________________________</w:t>
       </w:r>
     </w:p>
     <w:p>
@@ -1602,7 +1602,7 @@
           <w:color w:val="323232"/>
           <w:sz w:val="22"/>
         </w:rPr>
-        <w:t>Nota: este registro es una herramienta de observacion, no un diagnostico. Su funcion es ayudarte a reconocer patrones. Si identificas algo que te preocupa, consulta con un profesional.</w:t>
+        <w:t>Nota: este registro es una herramienta de observación, no un diagnóstico. Su función es ayudarte a reconocer patrones. Si identificas algo que te preocupa, consulta con un profesional.</w:t>
       </w:r>
     </w:p>
     <w:sectPr>
